--- a/docs/1 Ideation Phase/Brainstorm & Idea Prioritization.docx
+++ b/docs/1 Ideation Phase/Brainstorm & Idea Prioritization.docx
@@ -144,7 +144,7 @@
           </w:tcPr>
           <w:p>
             <w:r>
-              <w:t>Prince Vishwakarma</w:t>
+              <w:t>N/A (individual project)</w:t>
             </w:r>
           </w:p>
         </w:tc>
